--- a/services/templates/modelo_procuracao.docx
+++ b/services/templates/modelo_procuracao.docx
@@ -59,49 +59,64 @@
     <w:p>
       <w:pPr>
         <w:pStyle w:val="Normal"/>
-        <w:spacing w:before="0" w:after="120"/>
-        <w:jc w:val="both"/>
-        <w:rPr>
-          <w:rFonts w:ascii="Microsoft JhengHei" w:hAnsi="Microsoft JhengHei" w:eastAsia="Microsoft JhengHei" w:cs="Tahoma"/>
-          <w:sz w:val="20"/>
-          <w:szCs w:val="20"/>
-        </w:rPr>
-      </w:pPr>
-      <w:r>
-        <w:rPr>
-          <w:rFonts w:eastAsia="Microsoft JhengHei" w:ascii="Microsoft JhengHei" w:hAnsi="Microsoft JhengHei"/>
+        <w:jc w:val="both"/>
+        <w:rPr/>
+      </w:pPr>
+      <w:r>
+        <w:rPr>
+          <w:rStyle w:val="Fontepargpadro"/>
+          <w:rFonts w:eastAsia="Microsoft JhengHei" w:cs="Calisto MT;KENPLP+TimesNewRoman" w:ascii="Mircrosoft Yahei" w:hAnsi="Mircrosoft Yahei"/>
+          <w:b/>
+          <w:bCs/>
+          <w:color w:val="1D1B11"/>
+          <w:sz w:val="20"/>
+          <w:szCs w:val="20"/>
+        </w:rPr>
+        <w:t xml:space="preserve">Eu, </w:t>
+      </w:r>
+      <w:r>
+        <w:rPr>
+          <w:rStyle w:val="Fontepargpadro"/>
+          <w:rFonts w:eastAsia="Microsoft JhengHei" w:cs="Calisto MT;KENPLP+TimesNewRoman" w:ascii="Mircrosoft Yahei" w:hAnsi="Mircrosoft Yahei"/>
+          <w:b/>
+          <w:bCs/>
+          <w:color w:val="1D1B11"/>
+          <w:sz w:val="20"/>
+          <w:szCs w:val="20"/>
+        </w:rPr>
+        <w:t>{{nome}},</w:t>
+      </w:r>
+      <w:r>
+        <w:rPr>
+          <w:rStyle w:val="Fontepargpadro"/>
+          <w:rFonts w:eastAsia="Microsoft JhengHei" w:cs="Calisto MT;KENPLP+TimesNewRoman" w:ascii="Mircrosoft Yahei" w:hAnsi="Mircrosoft Yahei"/>
           <w:b w:val="false"/>
           <w:bCs w:val="false"/>
-          <w:sz w:val="20"/>
-          <w:szCs w:val="20"/>
-        </w:rPr>
-        <w:t>{{nome}},</w:t>
-      </w:r>
-      <w:r>
-        <w:rPr>
-          <w:rFonts w:eastAsia="Microsoft JhengHei" w:ascii="Microsoft JhengHei" w:hAnsi="Microsoft JhengHei"/>
-          <w:b/>
-          <w:bCs/>
-          <w:sz w:val="20"/>
-          <w:szCs w:val="20"/>
-        </w:rPr>
-        <w:t xml:space="preserve"> </w:t>
-      </w:r>
-      <w:r>
-        <w:rPr>
-          <w:rFonts w:eastAsia="Microsoft JhengHei" w:ascii="Microsoft JhengHei" w:hAnsi="Microsoft JhengHei"/>
+          <w:color w:val="1D1B11"/>
+          <w:sz w:val="20"/>
+          <w:szCs w:val="20"/>
+        </w:rPr>
+        <w:t xml:space="preserve"> {{nacionalidade}}, {{estado_civil}}, {{profissao}}, inscrito(a) no CPF sob o nº {{cpf}}, nascido(a) em {{data_nascimento}}</w:t>
+      </w:r>
+      <w:r>
+        <w:rPr>
+          <w:rStyle w:val="Fontepargpadro"/>
+          <w:rFonts w:eastAsia="Microsoft YaHei" w:cs="Calisto MT;KENPLP+TimesNewRoman" w:ascii="Mircrosoft Yahei" w:hAnsi="Mircrosoft Yahei"/>
           <w:b w:val="false"/>
           <w:bCs w:val="false"/>
-          <w:sz w:val="20"/>
-          <w:szCs w:val="20"/>
-        </w:rPr>
-        <w:t>{{nacionalidade}}, {{estado_civil}}, {{profissao}}, CPF: {{cpf}}, Endereço: {{endereco}}, Email: {{email}}</w:t>
-      </w:r>
-      <w:r>
-        <w:rPr>
-          <w:rFonts w:eastAsia="Microsoft JhengHei" w:ascii="Microsoft JhengHei" w:hAnsi="Microsoft JhengHei"/>
-          <w:b/>
+          <w:color w:val="1D1B11"/>
+          <w:sz w:val="20"/>
+          <w:szCs w:val="20"/>
+        </w:rPr>
+        <w:t>, residente e domiciliado(a) em {{endereco}}, e-mail {{email}}</w:t>
+      </w:r>
+      <w:r>
+        <w:rPr>
+          <w:rStyle w:val="Fontepargpadro"/>
+          <w:rFonts w:eastAsia="Microsoft YaHei" w:cs="Calisto MT;KENPLP+TimesNewRoman" w:ascii="Mircrosoft Yahei" w:hAnsi="Mircrosoft Yahei"/>
+          <w:b w:val="false"/>
           <w:bCs w:val="false"/>
+          <w:color w:val="1D1B11"/>
           <w:sz w:val="20"/>
           <w:szCs w:val="20"/>
         </w:rPr>
@@ -780,10 +795,6 @@
     </w:pPr>
     <w:r>
       <w:rPr/>
-      <w:tab/>
-    </w:r>
-    <w:r>
-      <w:rPr/>
       <w:drawing>
         <wp:inline distT="0" distB="0" distL="0" distR="0">
           <wp:extent cx="2096770" cy="894715"/>
@@ -834,10 +845,6 @@
       <w:jc w:val="center"/>
       <w:rPr/>
     </w:pPr>
-    <w:r>
-      <w:rPr/>
-      <w:tab/>
-    </w:r>
     <w:r>
       <w:rPr/>
       <w:drawing>
@@ -955,6 +962,11 @@
       <w:bCs/>
     </w:rPr>
   </w:style>
+  <w:style w:type="character" w:styleId="Fontepargpadro">
+    <w:name w:val="Fonte parág. padrão"/>
+    <w:qFormat/>
+    <w:rPr/>
+  </w:style>
   <w:style w:type="paragraph" w:styleId="Ttulo">
     <w:name w:val="Título"/>
     <w:basedOn w:val="Normal"/>
@@ -1070,9 +1082,9 @@
 </file>
 
 <file path=word/theme/theme1.xml><?xml version="1.0" encoding="utf-8"?>
-<a:theme xmlns:a="http://schemas.openxmlformats.org/drawingml/2006/main" xmlns:r="http://schemas.openxmlformats.org/officeDocument/2006/relationships" name="Office Theme">
+<a:theme xmlns:a="http://schemas.openxmlformats.org/drawingml/2006/main" xmlns:r="http://schemas.openxmlformats.org/officeDocument/2006/relationships" name="Office">
   <a:themeElements>
-    <a:clrScheme name="Office">
+    <a:clrScheme name="LibreOffice">
       <a:dk1>
         <a:srgbClr val="000000"/>
       </a:dk1>
@@ -1080,34 +1092,34 @@
         <a:srgbClr val="ffffff"/>
       </a:lt1>
       <a:dk2>
-        <a:srgbClr val="1f497d"/>
+        <a:srgbClr val="000000"/>
       </a:dk2>
       <a:lt2>
-        <a:srgbClr val="eeece1"/>
+        <a:srgbClr val="ffffff"/>
       </a:lt2>
       <a:accent1>
-        <a:srgbClr val="4f81bd"/>
+        <a:srgbClr val="18a303"/>
       </a:accent1>
       <a:accent2>
-        <a:srgbClr val="c0504d"/>
+        <a:srgbClr val="0369a3"/>
       </a:accent2>
       <a:accent3>
-        <a:srgbClr val="9bbb59"/>
+        <a:srgbClr val="a33e03"/>
       </a:accent3>
       <a:accent4>
-        <a:srgbClr val="8064a2"/>
+        <a:srgbClr val="8e03a3"/>
       </a:accent4>
       <a:accent5>
-        <a:srgbClr val="4bacc6"/>
+        <a:srgbClr val="c99c00"/>
       </a:accent5>
       <a:accent6>
-        <a:srgbClr val="f79646"/>
+        <a:srgbClr val="c9211e"/>
       </a:accent6>
       <a:hlink>
-        <a:srgbClr val="0000ff"/>
+        <a:srgbClr val="0000ee"/>
       </a:hlink>
       <a:folHlink>
-        <a:srgbClr val="800080"/>
+        <a:srgbClr val="551a8b"/>
       </a:folHlink>
     </a:clrScheme>
     <a:fontScheme name="Office">
